--- a/docs/phases/Phase7_Retraining_Comparison.docx
+++ b/docs/phases/Phase7_Retraining_Comparison.docx
@@ -120,7 +120,7 @@
           <w:sz w:val="20"/>
           <w:szCs w:val="20"/>
         </w:rPr>
-        <w:t xml:space="preserve">Spread across all four schemes: 0.2pp of drawdown</w:t>
+        <w:t xml:space="preserve">Scheme choice does not matter (0.2pp spread); EWMA decay does (3.1 sd)</w:t>
       </w:r>
     </w:p>
     <w:p>
@@ -2103,7 +2103,1695 @@
         <w:spacing w:after="120" w:before="300"/>
       </w:pPr>
       <w:r>
-        <w:t xml:space="preserve">3.1 A related discovery worth stating</w:t>
+        <w:t xml:space="preserve">3.1 The decay value: tested properly</w:t>
+      </w:r>
+    </w:p>
+    <w:p>
+      <w:pPr>
+        <w:spacing w:after="130" w:line="300"/>
+      </w:pPr>
+      <w:r>
+        <w:t xml:space="preserve">Only the brief's value of 0.994 had been tested, so the whole range was swept on the full universe:</w:t>
+      </w:r>
+    </w:p>
+    <w:tbl>
+      <w:tblPr>
+        <w:tblW w:type="dxa" w:w="9000"/>
+        <w:tblBorders>
+          <w:top w:val="single" w:color="auto" w:sz="4"/>
+          <w:left w:val="single" w:color="auto" w:sz="4"/>
+          <w:bottom w:val="single" w:color="auto" w:sz="4"/>
+          <w:right w:val="single" w:color="auto" w:sz="4"/>
+          <w:insideH w:val="single" w:color="auto" w:sz="4"/>
+          <w:insideV w:val="single" w:color="auto" w:sz="4"/>
+        </w:tblBorders>
+      </w:tblPr>
+      <w:tblGrid>
+        <w:gridCol w:w="1400"/>
+        <w:gridCol w:w="1700"/>
+        <w:gridCol w:w="1900"/>
+        <w:gridCol w:w="1400"/>
+        <w:gridCol w:w="1400"/>
+        <w:gridCol w:w="1200"/>
+      </w:tblGrid>
+      <w:tr>
+        <w:trPr>
+          <w:tblHeader/>
+        </w:trPr>
+        <w:tc>
+          <w:tcPr>
+            <w:tcW w:type="dxa" w:w="1400"/>
+            <w:shd w:fill="1F4E79" w:val="clear"/>
+            <w:tcMar>
+              <w:top w:type="dxa" w:w="90"/>
+              <w:left w:type="dxa" w:w="130"/>
+              <w:bottom w:type="dxa" w:w="90"/>
+              <w:right w:type="dxa" w:w="130"/>
+            </w:tcMar>
+          </w:tcPr>
+          <w:p>
+            <w:r>
+              <w:rPr>
+                <w:b/>
+                <w:bCs/>
+                <w:color w:val="FFFFFF"/>
+                <w:sz w:val="19"/>
+                <w:szCs w:val="19"/>
+              </w:rPr>
+              <w:t xml:space="preserve">Decay</w:t>
+            </w:r>
+          </w:p>
+        </w:tc>
+        <w:tc>
+          <w:tcPr>
+            <w:tcW w:type="dxa" w:w="1700"/>
+            <w:shd w:fill="1F4E79" w:val="clear"/>
+            <w:tcMar>
+              <w:top w:type="dxa" w:w="90"/>
+              <w:left w:type="dxa" w:w="130"/>
+              <w:bottom w:type="dxa" w:w="90"/>
+              <w:right w:type="dxa" w:w="130"/>
+            </w:tcMar>
+          </w:tcPr>
+          <w:p>
+            <w:r>
+              <w:rPr>
+                <w:b/>
+                <w:bCs/>
+                <w:color w:val="FFFFFF"/>
+                <w:sz w:val="19"/>
+                <w:szCs w:val="19"/>
+              </w:rPr>
+              <w:t xml:space="preserve">Half-life</w:t>
+            </w:r>
+          </w:p>
+        </w:tc>
+        <w:tc>
+          <w:tcPr>
+            <w:tcW w:type="dxa" w:w="1900"/>
+            <w:shd w:fill="1F4E79" w:val="clear"/>
+            <w:tcMar>
+              <w:top w:type="dxa" w:w="90"/>
+              <w:left w:type="dxa" w:w="130"/>
+              <w:bottom w:type="dxa" w:w="90"/>
+              <w:right w:type="dxa" w:w="130"/>
+            </w:tcMar>
+          </w:tcPr>
+          <w:p>
+            <w:r>
+              <w:rPr>
+                <w:b/>
+                <w:bCs/>
+                <w:color w:val="FFFFFF"/>
+                <w:sz w:val="19"/>
+                <w:szCs w:val="19"/>
+              </w:rPr>
+              <w:t xml:space="preserve">Effective memory</w:t>
+            </w:r>
+          </w:p>
+        </w:tc>
+        <w:tc>
+          <w:tcPr>
+            <w:tcW w:type="dxa" w:w="1400"/>
+            <w:shd w:fill="1F4E79" w:val="clear"/>
+            <w:tcMar>
+              <w:top w:type="dxa" w:w="90"/>
+              <w:left w:type="dxa" w:w="130"/>
+              <w:bottom w:type="dxa" w:w="90"/>
+              <w:right w:type="dxa" w:w="130"/>
+            </w:tcMar>
+          </w:tcPr>
+          <w:p>
+            <w:r>
+              <w:rPr>
+                <w:b/>
+                <w:bCs/>
+                <w:color w:val="FFFFFF"/>
+                <w:sz w:val="19"/>
+                <w:szCs w:val="19"/>
+              </w:rPr>
+              <w:t xml:space="preserve">DD saved</w:t>
+            </w:r>
+          </w:p>
+        </w:tc>
+        <w:tc>
+          <w:tcPr>
+            <w:tcW w:type="dxa" w:w="1400"/>
+            <w:shd w:fill="1F4E79" w:val="clear"/>
+            <w:tcMar>
+              <w:top w:type="dxa" w:w="90"/>
+              <w:left w:type="dxa" w:w="130"/>
+              <w:bottom w:type="dxa" w:w="90"/>
+              <w:right w:type="dxa" w:w="130"/>
+            </w:tcMar>
+          </w:tcPr>
+          <w:p>
+            <w:r>
+              <w:rPr>
+                <w:b/>
+                <w:bCs/>
+                <w:color w:val="FFFFFF"/>
+                <w:sz w:val="19"/>
+                <w:szCs w:val="19"/>
+              </w:rPr>
+              <w:t xml:space="preserve">Trades/sym/yr</w:t>
+            </w:r>
+          </w:p>
+        </w:tc>
+        <w:tc>
+          <w:tcPr>
+            <w:tcW w:type="dxa" w:w="1200"/>
+            <w:shd w:fill="1F4E79" w:val="clear"/>
+            <w:tcMar>
+              <w:top w:type="dxa" w:w="90"/>
+              <w:left w:type="dxa" w:w="130"/>
+              <w:bottom w:type="dxa" w:w="90"/>
+              <w:right w:type="dxa" w:w="130"/>
+            </w:tcMar>
+          </w:tcPr>
+          <w:p>
+            <w:r>
+              <w:rPr>
+                <w:b/>
+                <w:bCs/>
+                <w:color w:val="FFFFFF"/>
+                <w:sz w:val="19"/>
+                <w:szCs w:val="19"/>
+              </w:rPr>
+              <w:t xml:space="preserve">Efficiency</w:t>
+            </w:r>
+          </w:p>
+        </w:tc>
+      </w:tr>
+      <w:tr>
+        <w:tc>
+          <w:tcPr>
+            <w:tcW w:type="dxa" w:w="1400"/>
+            <w:shd w:fill="F5F8FB" w:val="clear"/>
+            <w:tcMar>
+              <w:top w:type="dxa" w:w="80"/>
+              <w:left w:type="dxa" w:w="130"/>
+              <w:bottom w:type="dxa" w:w="80"/>
+              <w:right w:type="dxa" w:w="130"/>
+            </w:tcMar>
+          </w:tcPr>
+          <w:p>
+            <w:r>
+              <w:rPr>
+                <w:sz w:val="19"/>
+                <w:szCs w:val="19"/>
+              </w:rPr>
+              <w:t xml:space="preserve">0.9800</w:t>
+            </w:r>
+          </w:p>
+        </w:tc>
+        <w:tc>
+          <w:tcPr>
+            <w:tcW w:type="dxa" w:w="1700"/>
+            <w:shd w:fill="F5F8FB" w:val="clear"/>
+            <w:tcMar>
+              <w:top w:type="dxa" w:w="80"/>
+              <w:left w:type="dxa" w:w="130"/>
+              <w:bottom w:type="dxa" w:w="80"/>
+              <w:right w:type="dxa" w:w="130"/>
+            </w:tcMar>
+          </w:tcPr>
+          <w:p>
+            <w:r>
+              <w:rPr>
+                <w:sz w:val="19"/>
+                <w:szCs w:val="19"/>
+              </w:rPr>
+              <w:t xml:space="preserve">34 sessions</w:t>
+            </w:r>
+          </w:p>
+        </w:tc>
+        <w:tc>
+          <w:tcPr>
+            <w:tcW w:type="dxa" w:w="1900"/>
+            <w:shd w:fill="F5F8FB" w:val="clear"/>
+            <w:tcMar>
+              <w:top w:type="dxa" w:w="80"/>
+              <w:left w:type="dxa" w:w="130"/>
+              <w:bottom w:type="dxa" w:w="80"/>
+              <w:right w:type="dxa" w:w="130"/>
+            </w:tcMar>
+          </w:tcPr>
+          <w:p>
+            <w:r>
+              <w:rPr>
+                <w:sz w:val="19"/>
+                <w:szCs w:val="19"/>
+              </w:rPr>
+              <w:t xml:space="preserve">0.20 years</w:t>
+            </w:r>
+          </w:p>
+        </w:tc>
+        <w:tc>
+          <w:tcPr>
+            <w:tcW w:type="dxa" w:w="1400"/>
+            <w:shd w:fill="F5F8FB" w:val="clear"/>
+            <w:tcMar>
+              <w:top w:type="dxa" w:w="80"/>
+              <w:left w:type="dxa" w:w="130"/>
+              <w:bottom w:type="dxa" w:w="80"/>
+              <w:right w:type="dxa" w:w="130"/>
+            </w:tcMar>
+          </w:tcPr>
+          <w:p>
+            <w:r>
+              <w:rPr>
+                <w:sz w:val="19"/>
+                <w:szCs w:val="19"/>
+              </w:rPr>
+              <w:t xml:space="preserve">+0.3pp</w:t>
+            </w:r>
+          </w:p>
+        </w:tc>
+        <w:tc>
+          <w:tcPr>
+            <w:tcW w:type="dxa" w:w="1400"/>
+            <w:shd w:fill="F5F8FB" w:val="clear"/>
+            <w:tcMar>
+              <w:top w:type="dxa" w:w="80"/>
+              <w:left w:type="dxa" w:w="130"/>
+              <w:bottom w:type="dxa" w:w="80"/>
+              <w:right w:type="dxa" w:w="130"/>
+            </w:tcMar>
+          </w:tcPr>
+          <w:p>
+            <w:r>
+              <w:rPr>
+                <w:sz w:val="19"/>
+                <w:szCs w:val="19"/>
+              </w:rPr>
+              <w:t xml:space="preserve">0.63</w:t>
+            </w:r>
+          </w:p>
+        </w:tc>
+        <w:tc>
+          <w:tcPr>
+            <w:tcW w:type="dxa" w:w="1200"/>
+            <w:shd w:fill="F5F8FB" w:val="clear"/>
+            <w:tcMar>
+              <w:top w:type="dxa" w:w="80"/>
+              <w:left w:type="dxa" w:w="130"/>
+              <w:bottom w:type="dxa" w:w="80"/>
+              <w:right w:type="dxa" w:w="130"/>
+            </w:tcMar>
+          </w:tcPr>
+          <w:p>
+            <w:r>
+              <w:rPr>
+                <w:sz w:val="19"/>
+                <w:szCs w:val="19"/>
+              </w:rPr>
+              <w:t xml:space="preserve">0.4</w:t>
+            </w:r>
+          </w:p>
+        </w:tc>
+      </w:tr>
+      <w:tr>
+        <w:tc>
+          <w:tcPr>
+            <w:tcW w:type="dxa" w:w="1400"/>
+            <w:shd w:fill="FFFFFF" w:val="clear"/>
+            <w:tcMar>
+              <w:top w:type="dxa" w:w="80"/>
+              <w:left w:type="dxa" w:w="130"/>
+              <w:bottom w:type="dxa" w:w="80"/>
+              <w:right w:type="dxa" w:w="130"/>
+            </w:tcMar>
+          </w:tcPr>
+          <w:p>
+            <w:r>
+              <w:rPr>
+                <w:sz w:val="19"/>
+                <w:szCs w:val="19"/>
+              </w:rPr>
+              <w:t xml:space="preserve">0.9900</w:t>
+            </w:r>
+          </w:p>
+        </w:tc>
+        <w:tc>
+          <w:tcPr>
+            <w:tcW w:type="dxa" w:w="1700"/>
+            <w:shd w:fill="FFFFFF" w:val="clear"/>
+            <w:tcMar>
+              <w:top w:type="dxa" w:w="80"/>
+              <w:left w:type="dxa" w:w="130"/>
+              <w:bottom w:type="dxa" w:w="80"/>
+              <w:right w:type="dxa" w:w="130"/>
+            </w:tcMar>
+          </w:tcPr>
+          <w:p>
+            <w:r>
+              <w:rPr>
+                <w:sz w:val="19"/>
+                <w:szCs w:val="19"/>
+              </w:rPr>
+              <w:t xml:space="preserve">69 sessions</w:t>
+            </w:r>
+          </w:p>
+        </w:tc>
+        <w:tc>
+          <w:tcPr>
+            <w:tcW w:type="dxa" w:w="1900"/>
+            <w:shd w:fill="FFFFFF" w:val="clear"/>
+            <w:tcMar>
+              <w:top w:type="dxa" w:w="80"/>
+              <w:left w:type="dxa" w:w="130"/>
+              <w:bottom w:type="dxa" w:w="80"/>
+              <w:right w:type="dxa" w:w="130"/>
+            </w:tcMar>
+          </w:tcPr>
+          <w:p>
+            <w:r>
+              <w:rPr>
+                <w:sz w:val="19"/>
+                <w:szCs w:val="19"/>
+              </w:rPr>
+              <w:t xml:space="preserve">0.40 years</w:t>
+            </w:r>
+          </w:p>
+        </w:tc>
+        <w:tc>
+          <w:tcPr>
+            <w:tcW w:type="dxa" w:w="1400"/>
+            <w:shd w:fill="FFFFFF" w:val="clear"/>
+            <w:tcMar>
+              <w:top w:type="dxa" w:w="80"/>
+              <w:left w:type="dxa" w:w="130"/>
+              <w:bottom w:type="dxa" w:w="80"/>
+              <w:right w:type="dxa" w:w="130"/>
+            </w:tcMar>
+          </w:tcPr>
+          <w:p>
+            <w:r>
+              <w:rPr>
+                <w:sz w:val="19"/>
+                <w:szCs w:val="19"/>
+              </w:rPr>
+              <w:t xml:space="preserve">+0.2pp</w:t>
+            </w:r>
+          </w:p>
+        </w:tc>
+        <w:tc>
+          <w:tcPr>
+            <w:tcW w:type="dxa" w:w="1400"/>
+            <w:shd w:fill="FFFFFF" w:val="clear"/>
+            <w:tcMar>
+              <w:top w:type="dxa" w:w="80"/>
+              <w:left w:type="dxa" w:w="130"/>
+              <w:bottom w:type="dxa" w:w="80"/>
+              <w:right w:type="dxa" w:w="130"/>
+            </w:tcMar>
+          </w:tcPr>
+          <w:p>
+            <w:r>
+              <w:rPr>
+                <w:sz w:val="19"/>
+                <w:szCs w:val="19"/>
+              </w:rPr>
+              <w:t xml:space="preserve">0.48</w:t>
+            </w:r>
+          </w:p>
+        </w:tc>
+        <w:tc>
+          <w:tcPr>
+            <w:tcW w:type="dxa" w:w="1200"/>
+            <w:shd w:fill="FFFFFF" w:val="clear"/>
+            <w:tcMar>
+              <w:top w:type="dxa" w:w="80"/>
+              <w:left w:type="dxa" w:w="130"/>
+              <w:bottom w:type="dxa" w:w="80"/>
+              <w:right w:type="dxa" w:w="130"/>
+            </w:tcMar>
+          </w:tcPr>
+          <w:p>
+            <w:r>
+              <w:rPr>
+                <w:sz w:val="19"/>
+                <w:szCs w:val="19"/>
+              </w:rPr>
+              <w:t xml:space="preserve">0.5</w:t>
+            </w:r>
+          </w:p>
+        </w:tc>
+      </w:tr>
+      <w:tr>
+        <w:tc>
+          <w:tcPr>
+            <w:tcW w:type="dxa" w:w="1400"/>
+            <w:shd w:fill="F5F8FB" w:val="clear"/>
+            <w:tcMar>
+              <w:top w:type="dxa" w:w="80"/>
+              <w:left w:type="dxa" w:w="130"/>
+              <w:bottom w:type="dxa" w:w="80"/>
+              <w:right w:type="dxa" w:w="130"/>
+            </w:tcMar>
+          </w:tcPr>
+          <w:p>
+            <w:r>
+              <w:rPr>
+                <w:sz w:val="19"/>
+                <w:szCs w:val="19"/>
+              </w:rPr>
+              <w:t xml:space="preserve">0.9940</w:t>
+            </w:r>
+          </w:p>
+        </w:tc>
+        <w:tc>
+          <w:tcPr>
+            <w:tcW w:type="dxa" w:w="1700"/>
+            <w:shd w:fill="F5F8FB" w:val="clear"/>
+            <w:tcMar>
+              <w:top w:type="dxa" w:w="80"/>
+              <w:left w:type="dxa" w:w="130"/>
+              <w:bottom w:type="dxa" w:w="80"/>
+              <w:right w:type="dxa" w:w="130"/>
+            </w:tcMar>
+          </w:tcPr>
+          <w:p>
+            <w:r>
+              <w:rPr>
+                <w:sz w:val="19"/>
+                <w:szCs w:val="19"/>
+              </w:rPr>
+              <w:t xml:space="preserve">115 sessions</w:t>
+            </w:r>
+          </w:p>
+        </w:tc>
+        <w:tc>
+          <w:tcPr>
+            <w:tcW w:type="dxa" w:w="1900"/>
+            <w:shd w:fill="F5F8FB" w:val="clear"/>
+            <w:tcMar>
+              <w:top w:type="dxa" w:w="80"/>
+              <w:left w:type="dxa" w:w="130"/>
+              <w:bottom w:type="dxa" w:w="80"/>
+              <w:right w:type="dxa" w:w="130"/>
+            </w:tcMar>
+          </w:tcPr>
+          <w:p>
+            <w:r>
+              <w:rPr>
+                <w:sz w:val="19"/>
+                <w:szCs w:val="19"/>
+              </w:rPr>
+              <w:t xml:space="preserve">0.66 years</w:t>
+            </w:r>
+          </w:p>
+        </w:tc>
+        <w:tc>
+          <w:tcPr>
+            <w:tcW w:type="dxa" w:w="1400"/>
+            <w:shd w:fill="F5F8FB" w:val="clear"/>
+            <w:tcMar>
+              <w:top w:type="dxa" w:w="80"/>
+              <w:left w:type="dxa" w:w="130"/>
+              <w:bottom w:type="dxa" w:w="80"/>
+              <w:right w:type="dxa" w:w="130"/>
+            </w:tcMar>
+          </w:tcPr>
+          <w:p>
+            <w:r>
+              <w:rPr>
+                <w:sz w:val="19"/>
+                <w:szCs w:val="19"/>
+              </w:rPr>
+              <w:t xml:space="preserve">+0.4pp</w:t>
+            </w:r>
+          </w:p>
+        </w:tc>
+        <w:tc>
+          <w:tcPr>
+            <w:tcW w:type="dxa" w:w="1400"/>
+            <w:shd w:fill="F5F8FB" w:val="clear"/>
+            <w:tcMar>
+              <w:top w:type="dxa" w:w="80"/>
+              <w:left w:type="dxa" w:w="130"/>
+              <w:bottom w:type="dxa" w:w="80"/>
+              <w:right w:type="dxa" w:w="130"/>
+            </w:tcMar>
+          </w:tcPr>
+          <w:p>
+            <w:r>
+              <w:rPr>
+                <w:sz w:val="19"/>
+                <w:szCs w:val="19"/>
+              </w:rPr>
+              <w:t xml:space="preserve">0.32</w:t>
+            </w:r>
+          </w:p>
+        </w:tc>
+        <w:tc>
+          <w:tcPr>
+            <w:tcW w:type="dxa" w:w="1200"/>
+            <w:shd w:fill="F5F8FB" w:val="clear"/>
+            <w:tcMar>
+              <w:top w:type="dxa" w:w="80"/>
+              <w:left w:type="dxa" w:w="130"/>
+              <w:bottom w:type="dxa" w:w="80"/>
+              <w:right w:type="dxa" w:w="130"/>
+            </w:tcMar>
+          </w:tcPr>
+          <w:p>
+            <w:r>
+              <w:rPr>
+                <w:sz w:val="19"/>
+                <w:szCs w:val="19"/>
+              </w:rPr>
+              <w:t xml:space="preserve">1.1</w:t>
+            </w:r>
+          </w:p>
+        </w:tc>
+      </w:tr>
+      <w:tr>
+        <w:tc>
+          <w:tcPr>
+            <w:tcW w:type="dxa" w:w="1400"/>
+            <w:shd w:fill="FFFFFF" w:val="clear"/>
+            <w:tcMar>
+              <w:top w:type="dxa" w:w="80"/>
+              <w:left w:type="dxa" w:w="130"/>
+              <w:bottom w:type="dxa" w:w="80"/>
+              <w:right w:type="dxa" w:w="130"/>
+            </w:tcMar>
+          </w:tcPr>
+          <w:p>
+            <w:r>
+              <w:rPr>
+                <w:sz w:val="19"/>
+                <w:szCs w:val="19"/>
+              </w:rPr>
+              <w:t xml:space="preserve">0.9970</w:t>
+            </w:r>
+          </w:p>
+        </w:tc>
+        <w:tc>
+          <w:tcPr>
+            <w:tcW w:type="dxa" w:w="1700"/>
+            <w:shd w:fill="FFFFFF" w:val="clear"/>
+            <w:tcMar>
+              <w:top w:type="dxa" w:w="80"/>
+              <w:left w:type="dxa" w:w="130"/>
+              <w:bottom w:type="dxa" w:w="80"/>
+              <w:right w:type="dxa" w:w="130"/>
+            </w:tcMar>
+          </w:tcPr>
+          <w:p>
+            <w:r>
+              <w:rPr>
+                <w:sz w:val="19"/>
+                <w:szCs w:val="19"/>
+              </w:rPr>
+              <w:t xml:space="preserve">231 sessions</w:t>
+            </w:r>
+          </w:p>
+        </w:tc>
+        <w:tc>
+          <w:tcPr>
+            <w:tcW w:type="dxa" w:w="1900"/>
+            <w:shd w:fill="FFFFFF" w:val="clear"/>
+            <w:tcMar>
+              <w:top w:type="dxa" w:w="80"/>
+              <w:left w:type="dxa" w:w="130"/>
+              <w:bottom w:type="dxa" w:w="80"/>
+              <w:right w:type="dxa" w:w="130"/>
+            </w:tcMar>
+          </w:tcPr>
+          <w:p>
+            <w:r>
+              <w:rPr>
+                <w:sz w:val="19"/>
+                <w:szCs w:val="19"/>
+              </w:rPr>
+              <w:t xml:space="preserve">1.32 years</w:t>
+            </w:r>
+          </w:p>
+        </w:tc>
+        <w:tc>
+          <w:tcPr>
+            <w:tcW w:type="dxa" w:w="1400"/>
+            <w:shd w:fill="FFFFFF" w:val="clear"/>
+            <w:tcMar>
+              <w:top w:type="dxa" w:w="80"/>
+              <w:left w:type="dxa" w:w="130"/>
+              <w:bottom w:type="dxa" w:w="80"/>
+              <w:right w:type="dxa" w:w="130"/>
+            </w:tcMar>
+          </w:tcPr>
+          <w:p>
+            <w:r>
+              <w:rPr>
+                <w:sz w:val="19"/>
+                <w:szCs w:val="19"/>
+              </w:rPr>
+              <w:t xml:space="preserve">-0.0pp</w:t>
+            </w:r>
+          </w:p>
+        </w:tc>
+        <w:tc>
+          <w:tcPr>
+            <w:tcW w:type="dxa" w:w="1400"/>
+            <w:shd w:fill="FFFFFF" w:val="clear"/>
+            <w:tcMar>
+              <w:top w:type="dxa" w:w="80"/>
+              <w:left w:type="dxa" w:w="130"/>
+              <w:bottom w:type="dxa" w:w="80"/>
+              <w:right w:type="dxa" w:w="130"/>
+            </w:tcMar>
+          </w:tcPr>
+          <w:p>
+            <w:r>
+              <w:rPr>
+                <w:sz w:val="19"/>
+                <w:szCs w:val="19"/>
+              </w:rPr>
+              <w:t xml:space="preserve">0.19</w:t>
+            </w:r>
+          </w:p>
+        </w:tc>
+        <w:tc>
+          <w:tcPr>
+            <w:tcW w:type="dxa" w:w="1200"/>
+            <w:shd w:fill="FFFFFF" w:val="clear"/>
+            <w:tcMar>
+              <w:top w:type="dxa" w:w="80"/>
+              <w:left w:type="dxa" w:w="130"/>
+              <w:bottom w:type="dxa" w:w="80"/>
+              <w:right w:type="dxa" w:w="130"/>
+            </w:tcMar>
+          </w:tcPr>
+          <w:p>
+            <w:r>
+              <w:rPr>
+                <w:sz w:val="19"/>
+                <w:szCs w:val="19"/>
+              </w:rPr>
+              <w:t xml:space="preserve">-0.1</w:t>
+            </w:r>
+          </w:p>
+        </w:tc>
+      </w:tr>
+      <w:tr>
+        <w:tc>
+          <w:tcPr>
+            <w:tcW w:type="dxa" w:w="1400"/>
+            <w:shd w:fill="F5F8FB" w:val="clear"/>
+            <w:tcMar>
+              <w:top w:type="dxa" w:w="80"/>
+              <w:left w:type="dxa" w:w="130"/>
+              <w:bottom w:type="dxa" w:w="80"/>
+              <w:right w:type="dxa" w:w="130"/>
+            </w:tcMar>
+          </w:tcPr>
+          <w:p>
+            <w:r>
+              <w:rPr>
+                <w:sz w:val="19"/>
+                <w:szCs w:val="19"/>
+              </w:rPr>
+              <w:t xml:space="preserve">0.9990</w:t>
+            </w:r>
+          </w:p>
+        </w:tc>
+        <w:tc>
+          <w:tcPr>
+            <w:tcW w:type="dxa" w:w="1700"/>
+            <w:shd w:fill="F5F8FB" w:val="clear"/>
+            <w:tcMar>
+              <w:top w:type="dxa" w:w="80"/>
+              <w:left w:type="dxa" w:w="130"/>
+              <w:bottom w:type="dxa" w:w="80"/>
+              <w:right w:type="dxa" w:w="130"/>
+            </w:tcMar>
+          </w:tcPr>
+          <w:p>
+            <w:r>
+              <w:rPr>
+                <w:sz w:val="19"/>
+                <w:szCs w:val="19"/>
+              </w:rPr>
+              <w:t xml:space="preserve">693 sessions</w:t>
+            </w:r>
+          </w:p>
+        </w:tc>
+        <w:tc>
+          <w:tcPr>
+            <w:tcW w:type="dxa" w:w="1900"/>
+            <w:shd w:fill="F5F8FB" w:val="clear"/>
+            <w:tcMar>
+              <w:top w:type="dxa" w:w="80"/>
+              <w:left w:type="dxa" w:w="130"/>
+              <w:bottom w:type="dxa" w:w="80"/>
+              <w:right w:type="dxa" w:w="130"/>
+            </w:tcMar>
+          </w:tcPr>
+          <w:p>
+            <w:r>
+              <w:rPr>
+                <w:sz w:val="19"/>
+                <w:szCs w:val="19"/>
+              </w:rPr>
+              <w:t xml:space="preserve">3.97 years</w:t>
+            </w:r>
+          </w:p>
+        </w:tc>
+        <w:tc>
+          <w:tcPr>
+            <w:tcW w:type="dxa" w:w="1400"/>
+            <w:shd w:fill="F5F8FB" w:val="clear"/>
+            <w:tcMar>
+              <w:top w:type="dxa" w:w="80"/>
+              <w:left w:type="dxa" w:w="130"/>
+              <w:bottom w:type="dxa" w:w="80"/>
+              <w:right w:type="dxa" w:w="130"/>
+            </w:tcMar>
+          </w:tcPr>
+          <w:p>
+            <w:r>
+              <w:rPr>
+                <w:sz w:val="19"/>
+                <w:szCs w:val="19"/>
+              </w:rPr>
+              <w:t xml:space="preserve">+0.1pp</w:t>
+            </w:r>
+          </w:p>
+        </w:tc>
+        <w:tc>
+          <w:tcPr>
+            <w:tcW w:type="dxa" w:w="1400"/>
+            <w:shd w:fill="F5F8FB" w:val="clear"/>
+            <w:tcMar>
+              <w:top w:type="dxa" w:w="80"/>
+              <w:left w:type="dxa" w:w="130"/>
+              <w:bottom w:type="dxa" w:w="80"/>
+              <w:right w:type="dxa" w:w="130"/>
+            </w:tcMar>
+          </w:tcPr>
+          <w:p>
+            <w:r>
+              <w:rPr>
+                <w:sz w:val="19"/>
+                <w:szCs w:val="19"/>
+              </w:rPr>
+              <w:t xml:space="preserve">0.30</w:t>
+            </w:r>
+          </w:p>
+        </w:tc>
+        <w:tc>
+          <w:tcPr>
+            <w:tcW w:type="dxa" w:w="1200"/>
+            <w:shd w:fill="F5F8FB" w:val="clear"/>
+            <w:tcMar>
+              <w:top w:type="dxa" w:w="80"/>
+              <w:left w:type="dxa" w:w="130"/>
+              <w:bottom w:type="dxa" w:w="80"/>
+              <w:right w:type="dxa" w:w="130"/>
+            </w:tcMar>
+          </w:tcPr>
+          <w:p>
+            <w:r>
+              <w:rPr>
+                <w:sz w:val="19"/>
+                <w:szCs w:val="19"/>
+              </w:rPr>
+              <w:t xml:space="preserve">0.5</w:t>
+            </w:r>
+          </w:p>
+        </w:tc>
+      </w:tr>
+      <w:tr>
+        <w:tc>
+          <w:tcPr>
+            <w:tcW w:type="dxa" w:w="1400"/>
+            <w:shd w:fill="FFFFFF" w:val="clear"/>
+            <w:tcMar>
+              <w:top w:type="dxa" w:w="80"/>
+              <w:left w:type="dxa" w:w="130"/>
+              <w:bottom w:type="dxa" w:w="80"/>
+              <w:right w:type="dxa" w:w="130"/>
+            </w:tcMar>
+          </w:tcPr>
+          <w:p>
+            <w:r>
+              <w:rPr>
+                <w:sz w:val="19"/>
+                <w:szCs w:val="19"/>
+              </w:rPr>
+              <w:t xml:space="preserve">0.9995</w:t>
+            </w:r>
+          </w:p>
+        </w:tc>
+        <w:tc>
+          <w:tcPr>
+            <w:tcW w:type="dxa" w:w="1700"/>
+            <w:shd w:fill="FFFFFF" w:val="clear"/>
+            <w:tcMar>
+              <w:top w:type="dxa" w:w="80"/>
+              <w:left w:type="dxa" w:w="130"/>
+              <w:bottom w:type="dxa" w:w="80"/>
+              <w:right w:type="dxa" w:w="130"/>
+            </w:tcMar>
+          </w:tcPr>
+          <w:p>
+            <w:r>
+              <w:rPr>
+                <w:sz w:val="19"/>
+                <w:szCs w:val="19"/>
+              </w:rPr>
+              <w:t xml:space="preserve">1386 sessions</w:t>
+            </w:r>
+          </w:p>
+        </w:tc>
+        <w:tc>
+          <w:tcPr>
+            <w:tcW w:type="dxa" w:w="1900"/>
+            <w:shd w:fill="FFFFFF" w:val="clear"/>
+            <w:tcMar>
+              <w:top w:type="dxa" w:w="80"/>
+              <w:left w:type="dxa" w:w="130"/>
+              <w:bottom w:type="dxa" w:w="80"/>
+              <w:right w:type="dxa" w:w="130"/>
+            </w:tcMar>
+          </w:tcPr>
+          <w:p>
+            <w:r>
+              <w:rPr>
+                <w:sz w:val="19"/>
+                <w:szCs w:val="19"/>
+              </w:rPr>
+              <w:t xml:space="preserve">7.94 years</w:t>
+            </w:r>
+          </w:p>
+        </w:tc>
+        <w:tc>
+          <w:tcPr>
+            <w:tcW w:type="dxa" w:w="1400"/>
+            <w:shd w:fill="FFFFFF" w:val="clear"/>
+            <w:tcMar>
+              <w:top w:type="dxa" w:w="80"/>
+              <w:left w:type="dxa" w:w="130"/>
+              <w:bottom w:type="dxa" w:w="80"/>
+              <w:right w:type="dxa" w:w="130"/>
+            </w:tcMar>
+          </w:tcPr>
+          <w:p>
+            <w:r>
+              <w:rPr>
+                <w:sz w:val="19"/>
+                <w:szCs w:val="19"/>
+              </w:rPr>
+              <w:t xml:space="preserve">+0.2pp</w:t>
+            </w:r>
+          </w:p>
+        </w:tc>
+        <w:tc>
+          <w:tcPr>
+            <w:tcW w:type="dxa" w:w="1400"/>
+            <w:shd w:fill="FFFFFF" w:val="clear"/>
+            <w:tcMar>
+              <w:top w:type="dxa" w:w="80"/>
+              <w:left w:type="dxa" w:w="130"/>
+              <w:bottom w:type="dxa" w:w="80"/>
+              <w:right w:type="dxa" w:w="130"/>
+            </w:tcMar>
+          </w:tcPr>
+          <w:p>
+            <w:r>
+              <w:rPr>
+                <w:sz w:val="19"/>
+                <w:szCs w:val="19"/>
+              </w:rPr>
+              <w:t xml:space="preserve">0.28</w:t>
+            </w:r>
+          </w:p>
+        </w:tc>
+        <w:tc>
+          <w:tcPr>
+            <w:tcW w:type="dxa" w:w="1200"/>
+            <w:shd w:fill="FFFFFF" w:val="clear"/>
+            <w:tcMar>
+              <w:top w:type="dxa" w:w="80"/>
+              <w:left w:type="dxa" w:w="130"/>
+              <w:bottom w:type="dxa" w:w="80"/>
+              <w:right w:type="dxa" w:w="130"/>
+            </w:tcMar>
+          </w:tcPr>
+          <w:p>
+            <w:r>
+              <w:rPr>
+                <w:sz w:val="19"/>
+                <w:szCs w:val="19"/>
+              </w:rPr>
+              <w:t xml:space="preserve">0.7</w:t>
+            </w:r>
+          </w:p>
+        </w:tc>
+      </w:tr>
+    </w:tbl>
+    <w:p>
+      <w:pPr>
+        <w:spacing w:after="130" w:line="300"/>
+      </w:pPr>
+      <w:r>
+        <w:t xml:space="preserve">0.994 came out best on both drawdown saved and efficiency. But a single sweep on one seed proves nothing -- the values are non-monotone, which is what noise looks like, and each point carried its own sampling error. So the question became whether the differences exceed that error.</w:t>
+      </w:r>
+    </w:p>
+    <w:p>
+      <w:pPr>
+        <w:spacing w:after="130" w:line="300"/>
+      </w:pPr>
+      <w:r>
+        <w:t xml:space="preserve">Holding decay fixed at 0.994 and varying only the random seed gave a standard deviation of 0.05 points. Then the best and worst candidates were each run on four seeds:</w:t>
+      </w:r>
+    </w:p>
+    <w:tbl>
+      <w:tblPr>
+        <w:tblW w:type="dxa" w:w="9000"/>
+        <w:tblBorders>
+          <w:top w:val="single" w:color="auto" w:sz="4"/>
+          <w:left w:val="single" w:color="auto" w:sz="4"/>
+          <w:bottom w:val="single" w:color="auto" w:sz="4"/>
+          <w:right w:val="single" w:color="auto" w:sz="4"/>
+          <w:insideH w:val="single" w:color="auto" w:sz="4"/>
+          <w:insideV w:val="single" w:color="auto" w:sz="4"/>
+        </w:tblBorders>
+      </w:tblPr>
+      <w:tblGrid>
+        <w:gridCol w:w="1300"/>
+        <w:gridCol w:w="1150"/>
+        <w:gridCol w:w="1150"/>
+        <w:gridCol w:w="1150"/>
+        <w:gridCol w:w="1150"/>
+        <w:gridCol w:w="1300"/>
+        <w:gridCol w:w="800"/>
+      </w:tblGrid>
+      <w:tr>
+        <w:trPr>
+          <w:tblHeader/>
+        </w:trPr>
+        <w:tc>
+          <w:tcPr>
+            <w:tcW w:type="dxa" w:w="1300"/>
+            <w:shd w:fill="1F4E79" w:val="clear"/>
+            <w:tcMar>
+              <w:top w:type="dxa" w:w="90"/>
+              <w:left w:type="dxa" w:w="130"/>
+              <w:bottom w:type="dxa" w:w="90"/>
+              <w:right w:type="dxa" w:w="130"/>
+            </w:tcMar>
+          </w:tcPr>
+          <w:p>
+            <w:r>
+              <w:rPr>
+                <w:b/>
+                <w:bCs/>
+                <w:color w:val="FFFFFF"/>
+                <w:sz w:val="19"/>
+                <w:szCs w:val="19"/>
+              </w:rPr>
+              <w:t xml:space="preserve">Decay</w:t>
+            </w:r>
+          </w:p>
+        </w:tc>
+        <w:tc>
+          <w:tcPr>
+            <w:tcW w:type="dxa" w:w="1150"/>
+            <w:shd w:fill="1F4E79" w:val="clear"/>
+            <w:tcMar>
+              <w:top w:type="dxa" w:w="90"/>
+              <w:left w:type="dxa" w:w="130"/>
+              <w:bottom w:type="dxa" w:w="90"/>
+              <w:right w:type="dxa" w:w="130"/>
+            </w:tcMar>
+          </w:tcPr>
+          <w:p>
+            <w:r>
+              <w:rPr>
+                <w:b/>
+                <w:bCs/>
+                <w:color w:val="FFFFFF"/>
+                <w:sz w:val="19"/>
+                <w:szCs w:val="19"/>
+              </w:rPr>
+              <w:t xml:space="preserve">seed 0</w:t>
+            </w:r>
+          </w:p>
+        </w:tc>
+        <w:tc>
+          <w:tcPr>
+            <w:tcW w:type="dxa" w:w="1150"/>
+            <w:shd w:fill="1F4E79" w:val="clear"/>
+            <w:tcMar>
+              <w:top w:type="dxa" w:w="90"/>
+              <w:left w:type="dxa" w:w="130"/>
+              <w:bottom w:type="dxa" w:w="90"/>
+              <w:right w:type="dxa" w:w="130"/>
+            </w:tcMar>
+          </w:tcPr>
+          <w:p>
+            <w:r>
+              <w:rPr>
+                <w:b/>
+                <w:bCs/>
+                <w:color w:val="FFFFFF"/>
+                <w:sz w:val="19"/>
+                <w:szCs w:val="19"/>
+              </w:rPr>
+              <w:t xml:space="preserve">seed 1</w:t>
+            </w:r>
+          </w:p>
+        </w:tc>
+        <w:tc>
+          <w:tcPr>
+            <w:tcW w:type="dxa" w:w="1150"/>
+            <w:shd w:fill="1F4E79" w:val="clear"/>
+            <w:tcMar>
+              <w:top w:type="dxa" w:w="90"/>
+              <w:left w:type="dxa" w:w="130"/>
+              <w:bottom w:type="dxa" w:w="90"/>
+              <w:right w:type="dxa" w:w="130"/>
+            </w:tcMar>
+          </w:tcPr>
+          <w:p>
+            <w:r>
+              <w:rPr>
+                <w:b/>
+                <w:bCs/>
+                <w:color w:val="FFFFFF"/>
+                <w:sz w:val="19"/>
+                <w:szCs w:val="19"/>
+              </w:rPr>
+              <w:t xml:space="preserve">seed 2</w:t>
+            </w:r>
+          </w:p>
+        </w:tc>
+        <w:tc>
+          <w:tcPr>
+            <w:tcW w:type="dxa" w:w="1150"/>
+            <w:shd w:fill="1F4E79" w:val="clear"/>
+            <w:tcMar>
+              <w:top w:type="dxa" w:w="90"/>
+              <w:left w:type="dxa" w:w="130"/>
+              <w:bottom w:type="dxa" w:w="90"/>
+              <w:right w:type="dxa" w:w="130"/>
+            </w:tcMar>
+          </w:tcPr>
+          <w:p>
+            <w:r>
+              <w:rPr>
+                <w:b/>
+                <w:bCs/>
+                <w:color w:val="FFFFFF"/>
+                <w:sz w:val="19"/>
+                <w:szCs w:val="19"/>
+              </w:rPr>
+              <w:t xml:space="preserve">seed 3</w:t>
+            </w:r>
+          </w:p>
+        </w:tc>
+        <w:tc>
+          <w:tcPr>
+            <w:tcW w:type="dxa" w:w="1300"/>
+            <w:shd w:fill="1F4E79" w:val="clear"/>
+            <w:tcMar>
+              <w:top w:type="dxa" w:w="90"/>
+              <w:left w:type="dxa" w:w="130"/>
+              <w:bottom w:type="dxa" w:w="90"/>
+              <w:right w:type="dxa" w:w="130"/>
+            </w:tcMar>
+          </w:tcPr>
+          <w:p>
+            <w:r>
+              <w:rPr>
+                <w:b/>
+                <w:bCs/>
+                <w:color w:val="FFFFFF"/>
+                <w:sz w:val="19"/>
+                <w:szCs w:val="19"/>
+              </w:rPr>
+              <w:t xml:space="preserve">mean</w:t>
+            </w:r>
+          </w:p>
+        </w:tc>
+        <w:tc>
+          <w:tcPr>
+            <w:tcW w:type="dxa" w:w="800"/>
+            <w:shd w:fill="1F4E79" w:val="clear"/>
+            <w:tcMar>
+              <w:top w:type="dxa" w:w="90"/>
+              <w:left w:type="dxa" w:w="130"/>
+              <w:bottom w:type="dxa" w:w="90"/>
+              <w:right w:type="dxa" w:w="130"/>
+            </w:tcMar>
+          </w:tcPr>
+          <w:p>
+            <w:r>
+              <w:rPr>
+                <w:b/>
+                <w:bCs/>
+                <w:color w:val="FFFFFF"/>
+                <w:sz w:val="19"/>
+                <w:szCs w:val="19"/>
+              </w:rPr>
+              <w:t xml:space="preserve">sd</w:t>
+            </w:r>
+          </w:p>
+        </w:tc>
+      </w:tr>
+      <w:tr>
+        <w:tc>
+          <w:tcPr>
+            <w:tcW w:type="dxa" w:w="1300"/>
+            <w:shd w:fill="F5F8FB" w:val="clear"/>
+            <w:tcMar>
+              <w:top w:type="dxa" w:w="80"/>
+              <w:left w:type="dxa" w:w="130"/>
+              <w:bottom w:type="dxa" w:w="80"/>
+              <w:right w:type="dxa" w:w="130"/>
+            </w:tcMar>
+          </w:tcPr>
+          <w:p>
+            <w:r>
+              <w:rPr>
+                <w:sz w:val="19"/>
+                <w:szCs w:val="19"/>
+              </w:rPr>
+              <w:t xml:space="preserve">0.9940</w:t>
+            </w:r>
+          </w:p>
+        </w:tc>
+        <w:tc>
+          <w:tcPr>
+            <w:tcW w:type="dxa" w:w="1150"/>
+            <w:shd w:fill="F5F8FB" w:val="clear"/>
+            <w:tcMar>
+              <w:top w:type="dxa" w:w="80"/>
+              <w:left w:type="dxa" w:w="130"/>
+              <w:bottom w:type="dxa" w:w="80"/>
+              <w:right w:type="dxa" w:w="130"/>
+            </w:tcMar>
+          </w:tcPr>
+          <w:p>
+            <w:r>
+              <w:rPr>
+                <w:sz w:val="19"/>
+                <w:szCs w:val="19"/>
+              </w:rPr>
+              <w:t xml:space="preserve">+0.37</w:t>
+            </w:r>
+          </w:p>
+        </w:tc>
+        <w:tc>
+          <w:tcPr>
+            <w:tcW w:type="dxa" w:w="1150"/>
+            <w:shd w:fill="F5F8FB" w:val="clear"/>
+            <w:tcMar>
+              <w:top w:type="dxa" w:w="80"/>
+              <w:left w:type="dxa" w:w="130"/>
+              <w:bottom w:type="dxa" w:w="80"/>
+              <w:right w:type="dxa" w:w="130"/>
+            </w:tcMar>
+          </w:tcPr>
+          <w:p>
+            <w:r>
+              <w:rPr>
+                <w:sz w:val="19"/>
+                <w:szCs w:val="19"/>
+              </w:rPr>
+              <w:t xml:space="preserve">+0.37</w:t>
+            </w:r>
+          </w:p>
+        </w:tc>
+        <w:tc>
+          <w:tcPr>
+            <w:tcW w:type="dxa" w:w="1150"/>
+            <w:shd w:fill="F5F8FB" w:val="clear"/>
+            <w:tcMar>
+              <w:top w:type="dxa" w:w="80"/>
+              <w:left w:type="dxa" w:w="130"/>
+              <w:bottom w:type="dxa" w:w="80"/>
+              <w:right w:type="dxa" w:w="130"/>
+            </w:tcMar>
+          </w:tcPr>
+          <w:p>
+            <w:r>
+              <w:rPr>
+                <w:sz w:val="19"/>
+                <w:szCs w:val="19"/>
+              </w:rPr>
+              <w:t xml:space="preserve">+0.41</w:t>
+            </w:r>
+          </w:p>
+        </w:tc>
+        <w:tc>
+          <w:tcPr>
+            <w:tcW w:type="dxa" w:w="1150"/>
+            <w:shd w:fill="F5F8FB" w:val="clear"/>
+            <w:tcMar>
+              <w:top w:type="dxa" w:w="80"/>
+              <w:left w:type="dxa" w:w="130"/>
+              <w:bottom w:type="dxa" w:w="80"/>
+              <w:right w:type="dxa" w:w="130"/>
+            </w:tcMar>
+          </w:tcPr>
+          <w:p>
+            <w:r>
+              <w:rPr>
+                <w:sz w:val="19"/>
+                <w:szCs w:val="19"/>
+              </w:rPr>
+              <w:t xml:space="preserve">+0.33</w:t>
+            </w:r>
+          </w:p>
+        </w:tc>
+        <w:tc>
+          <w:tcPr>
+            <w:tcW w:type="dxa" w:w="1300"/>
+            <w:shd w:fill="F5F8FB" w:val="clear"/>
+            <w:tcMar>
+              <w:top w:type="dxa" w:w="80"/>
+              <w:left w:type="dxa" w:w="130"/>
+              <w:bottom w:type="dxa" w:w="80"/>
+              <w:right w:type="dxa" w:w="130"/>
+            </w:tcMar>
+          </w:tcPr>
+          <w:p>
+            <w:r>
+              <w:rPr>
+                <w:sz w:val="19"/>
+                <w:szCs w:val="19"/>
+              </w:rPr>
+              <w:t xml:space="preserve">+0.37pp</w:t>
+            </w:r>
+          </w:p>
+        </w:tc>
+        <w:tc>
+          <w:tcPr>
+            <w:tcW w:type="dxa" w:w="800"/>
+            <w:shd w:fill="F5F8FB" w:val="clear"/>
+            <w:tcMar>
+              <w:top w:type="dxa" w:w="80"/>
+              <w:left w:type="dxa" w:w="130"/>
+              <w:bottom w:type="dxa" w:w="80"/>
+              <w:right w:type="dxa" w:w="130"/>
+            </w:tcMar>
+          </w:tcPr>
+          <w:p>
+            <w:r>
+              <w:rPr>
+                <w:sz w:val="19"/>
+                <w:szCs w:val="19"/>
+              </w:rPr>
+              <w:t xml:space="preserve">0.03</w:t>
+            </w:r>
+          </w:p>
+        </w:tc>
+      </w:tr>
+      <w:tr>
+        <w:tc>
+          <w:tcPr>
+            <w:tcW w:type="dxa" w:w="1300"/>
+            <w:shd w:fill="FFFFFF" w:val="clear"/>
+            <w:tcMar>
+              <w:top w:type="dxa" w:w="80"/>
+              <w:left w:type="dxa" w:w="130"/>
+              <w:bottom w:type="dxa" w:w="80"/>
+              <w:right w:type="dxa" w:w="130"/>
+            </w:tcMar>
+          </w:tcPr>
+          <w:p>
+            <w:r>
+              <w:rPr>
+                <w:sz w:val="19"/>
+                <w:szCs w:val="19"/>
+              </w:rPr>
+              <w:t xml:space="preserve">0.9970</w:t>
+            </w:r>
+          </w:p>
+        </w:tc>
+        <w:tc>
+          <w:tcPr>
+            <w:tcW w:type="dxa" w:w="1150"/>
+            <w:shd w:fill="FFFFFF" w:val="clear"/>
+            <w:tcMar>
+              <w:top w:type="dxa" w:w="80"/>
+              <w:left w:type="dxa" w:w="130"/>
+              <w:bottom w:type="dxa" w:w="80"/>
+              <w:right w:type="dxa" w:w="130"/>
+            </w:tcMar>
+          </w:tcPr>
+          <w:p>
+            <w:r>
+              <w:rPr>
+                <w:sz w:val="19"/>
+                <w:szCs w:val="19"/>
+              </w:rPr>
+              <w:t xml:space="preserve">-0.01</w:t>
+            </w:r>
+          </w:p>
+        </w:tc>
+        <w:tc>
+          <w:tcPr>
+            <w:tcW w:type="dxa" w:w="1150"/>
+            <w:shd w:fill="FFFFFF" w:val="clear"/>
+            <w:tcMar>
+              <w:top w:type="dxa" w:w="80"/>
+              <w:left w:type="dxa" w:w="130"/>
+              <w:bottom w:type="dxa" w:w="80"/>
+              <w:right w:type="dxa" w:w="130"/>
+            </w:tcMar>
+          </w:tcPr>
+          <w:p>
+            <w:r>
+              <w:rPr>
+                <w:sz w:val="19"/>
+                <w:szCs w:val="19"/>
+              </w:rPr>
+              <w:t xml:space="preserve">+0.17</w:t>
+            </w:r>
+          </w:p>
+        </w:tc>
+        <w:tc>
+          <w:tcPr>
+            <w:tcW w:type="dxa" w:w="1150"/>
+            <w:shd w:fill="FFFFFF" w:val="clear"/>
+            <w:tcMar>
+              <w:top w:type="dxa" w:w="80"/>
+              <w:left w:type="dxa" w:w="130"/>
+              <w:bottom w:type="dxa" w:w="80"/>
+              <w:right w:type="dxa" w:w="130"/>
+            </w:tcMar>
+          </w:tcPr>
+          <w:p>
+            <w:r>
+              <w:rPr>
+                <w:sz w:val="19"/>
+                <w:szCs w:val="19"/>
+              </w:rPr>
+              <w:t xml:space="preserve">+0.23</w:t>
+            </w:r>
+          </w:p>
+        </w:tc>
+        <w:tc>
+          <w:tcPr>
+            <w:tcW w:type="dxa" w:w="1150"/>
+            <w:shd w:fill="FFFFFF" w:val="clear"/>
+            <w:tcMar>
+              <w:top w:type="dxa" w:w="80"/>
+              <w:left w:type="dxa" w:w="130"/>
+              <w:bottom w:type="dxa" w:w="80"/>
+              <w:right w:type="dxa" w:w="130"/>
+            </w:tcMar>
+          </w:tcPr>
+          <w:p>
+            <w:r>
+              <w:rPr>
+                <w:sz w:val="19"/>
+                <w:szCs w:val="19"/>
+              </w:rPr>
+              <w:t xml:space="preserve">+0.01</w:t>
+            </w:r>
+          </w:p>
+        </w:tc>
+        <w:tc>
+          <w:tcPr>
+            <w:tcW w:type="dxa" w:w="1300"/>
+            <w:shd w:fill="FFFFFF" w:val="clear"/>
+            <w:tcMar>
+              <w:top w:type="dxa" w:w="80"/>
+              <w:left w:type="dxa" w:w="130"/>
+              <w:bottom w:type="dxa" w:w="80"/>
+              <w:right w:type="dxa" w:w="130"/>
+            </w:tcMar>
+          </w:tcPr>
+          <w:p>
+            <w:r>
+              <w:rPr>
+                <w:sz w:val="19"/>
+                <w:szCs w:val="19"/>
+              </w:rPr>
+              <w:t xml:space="preserve">+0.10pp</w:t>
+            </w:r>
+          </w:p>
+        </w:tc>
+        <w:tc>
+          <w:tcPr>
+            <w:tcW w:type="dxa" w:w="800"/>
+            <w:shd w:fill="FFFFFF" w:val="clear"/>
+            <w:tcMar>
+              <w:top w:type="dxa" w:w="80"/>
+              <w:left w:type="dxa" w:w="130"/>
+              <w:bottom w:type="dxa" w:w="80"/>
+              <w:right w:type="dxa" w:w="130"/>
+            </w:tcMar>
+          </w:tcPr>
+          <w:p>
+            <w:r>
+              <w:rPr>
+                <w:sz w:val="19"/>
+                <w:szCs w:val="19"/>
+              </w:rPr>
+              <w:t xml:space="preserve">0.10</w:t>
+            </w:r>
+          </w:p>
+        </w:tc>
+      </w:tr>
+      <w:tr>
+        <w:tc>
+          <w:tcPr>
+            <w:tcW w:type="dxa" w:w="1300"/>
+            <w:shd w:fill="F5F8FB" w:val="clear"/>
+            <w:tcMar>
+              <w:top w:type="dxa" w:w="80"/>
+              <w:left w:type="dxa" w:w="130"/>
+              <w:bottom w:type="dxa" w:w="80"/>
+              <w:right w:type="dxa" w:w="130"/>
+            </w:tcMar>
+          </w:tcPr>
+          <w:p>
+            <w:r>
+              <w:rPr>
+                <w:sz w:val="19"/>
+                <w:szCs w:val="19"/>
+              </w:rPr>
+              <w:t xml:space="preserve">0.9990</w:t>
+            </w:r>
+          </w:p>
+        </w:tc>
+        <w:tc>
+          <w:tcPr>
+            <w:tcW w:type="dxa" w:w="1150"/>
+            <w:shd w:fill="F5F8FB" w:val="clear"/>
+            <w:tcMar>
+              <w:top w:type="dxa" w:w="80"/>
+              <w:left w:type="dxa" w:w="130"/>
+              <w:bottom w:type="dxa" w:w="80"/>
+              <w:right w:type="dxa" w:w="130"/>
+            </w:tcMar>
+          </w:tcPr>
+          <w:p>
+            <w:r>
+              <w:rPr>
+                <w:sz w:val="19"/>
+                <w:szCs w:val="19"/>
+              </w:rPr>
+              <w:t xml:space="preserve">+0.14</w:t>
+            </w:r>
+          </w:p>
+        </w:tc>
+        <w:tc>
+          <w:tcPr>
+            <w:tcW w:type="dxa" w:w="1150"/>
+            <w:shd w:fill="F5F8FB" w:val="clear"/>
+            <w:tcMar>
+              <w:top w:type="dxa" w:w="80"/>
+              <w:left w:type="dxa" w:w="130"/>
+              <w:bottom w:type="dxa" w:w="80"/>
+              <w:right w:type="dxa" w:w="130"/>
+            </w:tcMar>
+          </w:tcPr>
+          <w:p>
+            <w:r>
+              <w:rPr>
+                <w:sz w:val="19"/>
+                <w:szCs w:val="19"/>
+              </w:rPr>
+              <w:t xml:space="preserve">+0.27</w:t>
+            </w:r>
+          </w:p>
+        </w:tc>
+        <w:tc>
+          <w:tcPr>
+            <w:tcW w:type="dxa" w:w="1150"/>
+            <w:shd w:fill="F5F8FB" w:val="clear"/>
+            <w:tcMar>
+              <w:top w:type="dxa" w:w="80"/>
+              <w:left w:type="dxa" w:w="130"/>
+              <w:bottom w:type="dxa" w:w="80"/>
+              <w:right w:type="dxa" w:w="130"/>
+            </w:tcMar>
+          </w:tcPr>
+          <w:p>
+            <w:r>
+              <w:rPr>
+                <w:sz w:val="19"/>
+                <w:szCs w:val="19"/>
+              </w:rPr>
+              <w:t xml:space="preserve">+0.15</w:t>
+            </w:r>
+          </w:p>
+        </w:tc>
+        <w:tc>
+          <w:tcPr>
+            <w:tcW w:type="dxa" w:w="1150"/>
+            <w:shd w:fill="F5F8FB" w:val="clear"/>
+            <w:tcMar>
+              <w:top w:type="dxa" w:w="80"/>
+              <w:left w:type="dxa" w:w="130"/>
+              <w:bottom w:type="dxa" w:w="80"/>
+              <w:right w:type="dxa" w:w="130"/>
+            </w:tcMar>
+          </w:tcPr>
+          <w:p>
+            <w:r>
+              <w:rPr>
+                <w:sz w:val="19"/>
+                <w:szCs w:val="19"/>
+              </w:rPr>
+              <w:t xml:space="preserve">+0.13</w:t>
+            </w:r>
+          </w:p>
+        </w:tc>
+        <w:tc>
+          <w:tcPr>
+            <w:tcW w:type="dxa" w:w="1300"/>
+            <w:shd w:fill="F5F8FB" w:val="clear"/>
+            <w:tcMar>
+              <w:top w:type="dxa" w:w="80"/>
+              <w:left w:type="dxa" w:w="130"/>
+              <w:bottom w:type="dxa" w:w="80"/>
+              <w:right w:type="dxa" w:w="130"/>
+            </w:tcMar>
+          </w:tcPr>
+          <w:p>
+            <w:r>
+              <w:rPr>
+                <w:sz w:val="19"/>
+                <w:szCs w:val="19"/>
+              </w:rPr>
+              <w:t xml:space="preserve">+0.17pp</w:t>
+            </w:r>
+          </w:p>
+        </w:tc>
+        <w:tc>
+          <w:tcPr>
+            <w:tcW w:type="dxa" w:w="800"/>
+            <w:shd w:fill="F5F8FB" w:val="clear"/>
+            <w:tcMar>
+              <w:top w:type="dxa" w:w="80"/>
+              <w:left w:type="dxa" w:w="130"/>
+              <w:bottom w:type="dxa" w:w="80"/>
+              <w:right w:type="dxa" w:w="130"/>
+            </w:tcMar>
+          </w:tcPr>
+          <w:p>
+            <w:r>
+              <w:rPr>
+                <w:sz w:val="19"/>
+                <w:szCs w:val="19"/>
+              </w:rPr>
+              <w:t xml:space="preserve">0.06</w:t>
+            </w:r>
+          </w:p>
+        </w:tc>
+      </w:tr>
+    </w:tbl>
+    <w:tbl>
+      <w:tblPr>
+        <w:tblW w:type="dxa" w:w="9000"/>
+        <w:tblBorders>
+          <w:top w:val="single" w:color="1E7B34" w:sz="2"/>
+          <w:left w:val="single" w:color="1E7B34" w:sz="20"/>
+          <w:bottom w:val="single" w:color="1E7B34" w:sz="2"/>
+          <w:right w:val="single" w:color="1E7B34" w:sz="2"/>
+          <w:insideH w:val="none"/>
+          <w:insideV w:val="none"/>
+        </w:tblBorders>
+      </w:tblPr>
+      <w:tblGrid>
+        <w:gridCol w:w="9000"/>
+      </w:tblGrid>
+      <w:tr>
+        <w:tc>
+          <w:tcPr>
+            <w:tcW w:type="dxa" w:w="9000"/>
+            <w:shd w:fill="F5FBF6" w:val="clear"/>
+            <w:tcMar>
+              <w:top w:type="dxa" w:w="150"/>
+              <w:left w:type="dxa" w:w="220"/>
+              <w:bottom w:type="dxa" w:w="150"/>
+              <w:right w:type="dxa" w:w="200"/>
+            </w:tcMar>
+          </w:tcPr>
+          <w:p>
+            <w:pPr>
+              <w:spacing w:after="70"/>
+            </w:pPr>
+            <w:r>
+              <w:rPr>
+                <w:b/>
+                <w:bCs/>
+                <w:color w:val="1E7B34"/>
+              </w:rPr>
+              <w:t xml:space="preserve">The decay value IS a real lever - unlike the scheme choice</w:t>
+            </w:r>
+          </w:p>
+          <w:p>
+            <w:pPr>
+              <w:spacing w:after="70" w:line="300"/>
+            </w:pPr>
+            <w:r>
+              <w:t xml:space="preserve">0.994 and 0.997 are 0.27 points apart with a pooled standard deviation of 0.09 - a separation of 3.1 standard deviations. That is signal, not luck.</w:t>
+            </w:r>
+          </w:p>
+          <w:p>
+            <w:pPr>
+              <w:spacing w:after="70" w:line="300"/>
+            </w:pPr>
+            <w:r>
+              <w:t xml:space="preserve">0.994 also has the LOWEST variance across seeds (0.03 against 0.10 and 0.06), so it is the most stable as well as the best.</w:t>
+            </w:r>
+          </w:p>
+          <w:p>
+            <w:pPr>
+              <w:spacing w:after="0" w:line="300"/>
+            </w:pPr>
+            <w:r>
+              <w:t xml:space="preserve">The brief's value is therefore vindicated on measurement rather than accepted on authority. Note the contrast: the choice of SCHEME does not matter (0.2pp spread, indistinguishable), but within the EWMA scheme the decay DOES.</w:t>
+            </w:r>
+          </w:p>
+        </w:tc>
+      </w:tr>
+    </w:tbl>
+    <w:p>
+      <w:pPr>
+        <w:spacing w:after="130" w:line="300"/>
+      </w:pPr>
+      <w:r>
+        <w:t xml:space="preserve">The methodological point generalises. A single run of a stochastic model cannot rank anything: the only way to know whether a difference is real is to measure how much the answer moves when nothing meaningful changes. Here the noise floor is 0.05 points, so a 0.27 point gap is meaningful and a 0.2 point gap between schemes is not.</w:t>
+      </w:r>
+    </w:p>
+    <w:p>
+      <w:pPr>
+        <w:pStyle w:val="Heading2"/>
+        <w:spacing w:after="120" w:before="300"/>
+      </w:pPr>
+      <w:r>
+        <w:t xml:space="preserve">3.2 A related discovery worth stating</w:t>
       </w:r>
     </w:p>
     <w:p>
@@ -3057,7 +4745,7 @@
         <w:spacing w:after="80" w:line="290"/>
       </w:pPr>
       <w:r>
-        <w:t xml:space="preserve">Only one decay value was tested. 0.994 comes from the project brief, and its 0.66-year effective memory may simply be too short - a slower decay would sit between ewma and rolling and was not explored.</w:t>
+        <w:t xml:space="preserve">The decay sweep covered 0.980 to 0.9995. Values outside that range, and the interaction between decay and refit frequency, were not explored.</w:t>
       </w:r>
     </w:p>
     <w:p>

--- a/docs/phases/Phase7_Retraining_Comparison.docx
+++ b/docs/phases/Phase7_Retraining_Comparison.docx
@@ -4767,7 +4767,7 @@
         <w:spacing w:after="160" w:before="360"/>
       </w:pPr>
       <w:r>
-        <w:t xml:space="preserve">7. Handoff to Phase 8</w:t>
+        <w:t xml:space="preserve">7. The finding that changed what this phase is for</w:t>
       </w:r>
     </w:p>
     <w:p>
@@ -4775,7 +4775,7 @@
         <w:spacing w:after="130" w:line="300"/>
       </w:pPr>
       <w:r>
-        <w:t xml:space="preserve">Phase 8 produces the drawdown analysis and per-stock visualisations: strategy against buy-and-hold for each symbol, with sell signals marked and the measured lead time annotated per event.</w:t>
+        <w:t xml:space="preserve">The comparison above was built to answer which retraining rule performs best. The answer is that none of them does, by a margin worth caring about. But building it surfaced something more important, which only appeared when coverage was checked rather than performance.</w:t>
       </w:r>
     </w:p>
     <w:p>
@@ -4783,7 +4783,732 @@
         <w:spacing w:after="130" w:line="300"/>
       </w:pPr>
       <w:r>
-        <w:t xml:space="preserve">It inherits a settled answer on retraining -- rolling, chosen for simplicity rather than because it measurably won -- and a clear statement that the choice does not matter much. That is worth carrying into the paper explicitly: a reader who assumes the retraining scheme is where the value lies should be told, with the measurement, that it is not.</w:t>
+        <w:t xml:space="preserve">Under a single static fit on 2016-2020, the model traded only 44 of 96 symbols. On the ten-symbol development set it traded 3 of 10. The remaining stocks were not being judged and passed over -- they could not produce a signal at all.</w:t>
+      </w:r>
+    </w:p>
+    <w:p>
+      <w:pPr>
+        <w:shd w:fill="F2F2F2" w:val="clear"/>
+        <w:spacing w:after="0" w:before="70"/>
+        <w:ind w:left="240"/>
+      </w:pPr>
+      <w:r>
+        <w:rPr>
+          <w:rFonts w:ascii="Consolas" w:cs="Consolas" w:eastAsia="Consolas" w:hAnsi="Consolas"/>
+          <w:sz w:val="18"/>
+          <w:szCs w:val="18"/>
+        </w:rPr>
+        <w:t xml:space="preserve">highest intensity each stock EVER reached, 2021-2026, static fit</w:t>
+      </w:r>
+    </w:p>
+    <w:p>
+      <w:pPr>
+        <w:shd w:fill="F2F2F2" w:val="clear"/>
+        <w:spacing w:after="0" w:before="0"/>
+        <w:ind w:left="240"/>
+      </w:pPr>
+      <w:r>
+        <w:rPr>
+          <w:rFonts w:ascii="Consolas" w:cs="Consolas" w:eastAsia="Consolas" w:hAnsi="Consolas"/>
+          <w:sz w:val="18"/>
+          <w:szCs w:val="18"/>
+        </w:rPr>
+        <w:t xml:space="preserve"> </w:t>
+      </w:r>
+    </w:p>
+    <w:p>
+      <w:pPr>
+        <w:shd w:fill="F2F2F2" w:val="clear"/>
+        <w:spacing w:after="0" w:before="0"/>
+        <w:ind w:left="240"/>
+      </w:pPr>
+      <w:r>
+        <w:rPr>
+          <w:rFonts w:ascii="Consolas" w:cs="Consolas" w:eastAsia="Consolas" w:hAnsi="Consolas"/>
+          <w:sz w:val="18"/>
+          <w:szCs w:val="18"/>
+        </w:rPr>
+        <w:t xml:space="preserve">  ADANIENT     1.0000</w:t>
+      </w:r>
+    </w:p>
+    <w:p>
+      <w:pPr>
+        <w:shd w:fill="F2F2F2" w:val="clear"/>
+        <w:spacing w:after="0" w:before="0"/>
+        <w:ind w:left="240"/>
+      </w:pPr>
+      <w:r>
+        <w:rPr>
+          <w:rFonts w:ascii="Consolas" w:cs="Consolas" w:eastAsia="Consolas" w:hAnsi="Consolas"/>
+          <w:sz w:val="18"/>
+          <w:szCs w:val="18"/>
+        </w:rPr>
+        <w:t xml:space="preserve">  HDFCBANK     0.9950</w:t>
+      </w:r>
+    </w:p>
+    <w:p>
+      <w:pPr>
+        <w:shd w:fill="F2F2F2" w:val="clear"/>
+        <w:spacing w:after="0" w:before="0"/>
+        <w:ind w:left="240"/>
+      </w:pPr>
+      <w:r>
+        <w:rPr>
+          <w:rFonts w:ascii="Consolas" w:cs="Consolas" w:eastAsia="Consolas" w:hAnsi="Consolas"/>
+          <w:sz w:val="18"/>
+          <w:szCs w:val="18"/>
+        </w:rPr>
+        <w:t xml:space="preserve">  MARUTI       0.9902</w:t>
+      </w:r>
+    </w:p>
+    <w:p>
+      <w:pPr>
+        <w:shd w:fill="F2F2F2" w:val="clear"/>
+        <w:spacing w:after="0" w:before="0"/>
+        <w:ind w:left="240"/>
+      </w:pPr>
+      <w:r>
+        <w:rPr>
+          <w:rFonts w:ascii="Consolas" w:cs="Consolas" w:eastAsia="Consolas" w:hAnsi="Consolas"/>
+          <w:sz w:val="18"/>
+          <w:szCs w:val="18"/>
+        </w:rPr>
+        <w:t xml:space="preserve">  RELIANCE     0.9897   &lt;- a 0.99 threshold is unreachable</w:t>
+      </w:r>
+    </w:p>
+    <w:p>
+      <w:pPr>
+        <w:shd w:fill="F2F2F2" w:val="clear"/>
+        <w:spacing w:after="0" w:before="0"/>
+        <w:ind w:left="240"/>
+      </w:pPr>
+      <w:r>
+        <w:rPr>
+          <w:rFonts w:ascii="Consolas" w:cs="Consolas" w:eastAsia="Consolas" w:hAnsi="Consolas"/>
+          <w:sz w:val="18"/>
+          <w:szCs w:val="18"/>
+        </w:rPr>
+        <w:t xml:space="preserve">  TATASTEEL    0.9894   &lt;- unreachable</w:t>
+      </w:r>
+    </w:p>
+    <w:p>
+      <w:pPr>
+        <w:shd w:fill="F2F2F2" w:val="clear"/>
+        <w:spacing w:after="0" w:before="0"/>
+        <w:ind w:left="240"/>
+      </w:pPr>
+      <w:r>
+        <w:rPr>
+          <w:rFonts w:ascii="Consolas" w:cs="Consolas" w:eastAsia="Consolas" w:hAnsi="Consolas"/>
+          <w:sz w:val="18"/>
+          <w:szCs w:val="18"/>
+        </w:rPr>
+        <w:t xml:space="preserve">  SUNPHARMA    0.9888   &lt;- unreachable</w:t>
+      </w:r>
+    </w:p>
+    <w:p>
+      <w:pPr>
+        <w:shd w:fill="F2F2F2" w:val="clear"/>
+        <w:spacing w:after="170" w:before="0"/>
+        <w:ind w:left="240"/>
+      </w:pPr>
+      <w:r>
+        <w:rPr>
+          <w:rFonts w:ascii="Consolas" w:cs="Consolas" w:eastAsia="Consolas" w:hAnsi="Consolas"/>
+          <w:sz w:val="18"/>
+          <w:szCs w:val="18"/>
+        </w:rPr>
+        <w:t xml:space="preserve">  LT           0.9876   &lt;- unreachable</w:t>
+      </w:r>
+    </w:p>
+    <w:p>
+      <w:pPr>
+        <w:spacing w:after="130" w:line="300"/>
+      </w:pPr>
+      <w:r>
+        <w:t xml:space="preserve">Two causes, both structural. Intensity was a percentile of the POOLED training distribution, which is dominated by the most volatile names, so a calm stock can never reach the top of it. And the 2016-2020 training window contains COVID, so each stock's own top percentile is set by March 2020, which a calm 2021-2026 never approaches.</w:t>
+      </w:r>
+    </w:p>
+    <w:tbl>
+      <w:tblPr>
+        <w:tblW w:type="dxa" w:w="9000"/>
+        <w:tblBorders>
+          <w:top w:val="single" w:color="1E7B34" w:sz="2"/>
+          <w:left w:val="single" w:color="1E7B34" w:sz="20"/>
+          <w:bottom w:val="single" w:color="1E7B34" w:sz="2"/>
+          <w:right w:val="single" w:color="1E7B34" w:sz="2"/>
+          <w:insideH w:val="none"/>
+          <w:insideV w:val="none"/>
+        </w:tblBorders>
+      </w:tblPr>
+      <w:tblGrid>
+        <w:gridCol w:w="9000"/>
+      </w:tblGrid>
+      <w:tr>
+        <w:tc>
+          <w:tcPr>
+            <w:tcW w:type="dxa" w:w="9000"/>
+            <w:shd w:fill="F5FBF6" w:val="clear"/>
+            <w:tcMar>
+              <w:top w:type="dxa" w:w="150"/>
+              <w:left w:type="dxa" w:w="220"/>
+              <w:bottom w:type="dxa" w:w="150"/>
+              <w:right w:type="dxa" w:w="200"/>
+            </w:tcMar>
+          </w:tcPr>
+          <w:p>
+            <w:pPr>
+              <w:spacing w:after="70"/>
+            </w:pPr>
+            <w:r>
+              <w:rPr>
+                <w:b/>
+                <w:bCs/>
+                <w:color w:val="1E7B34"/>
+              </w:rPr>
+              <w:t xml:space="preserve">Retraining is not only an accuracy question</w:t>
+            </w:r>
+          </w:p>
+          <w:p>
+            <w:pPr>
+              <w:spacing w:after="70" w:line="300"/>
+            </w:pPr>
+            <w:r>
+              <w:t xml:space="preserve">It is what makes the model act at all. A rolling three-year window in 2024 contains no COVID, so the bar drops to something reachable.</w:t>
+            </w:r>
+          </w:p>
+          <w:p>
+            <w:pPr>
+              <w:spacing w:after="70" w:line="300"/>
+            </w:pPr>
+            <w:r>
+              <w:t xml:space="preserve"/>
+            </w:r>
+          </w:p>
+          <w:p>
+            <w:pPr>
+              <w:spacing w:after="70" w:line="300"/>
+            </w:pPr>
+            <w:r>
+              <w:t xml:space="preserve">                       static fit    walk-forward</w:t>
+            </w:r>
+          </w:p>
+          <w:p>
+            <w:pPr>
+              <w:spacing w:after="70" w:line="300"/>
+            </w:pPr>
+            <w:r>
+              <w:t xml:space="preserve">  dev universe            3 / 10        8 / 10</w:t>
+            </w:r>
+          </w:p>
+          <w:p>
+            <w:pPr>
+              <w:spacing w:after="70" w:line="300"/>
+            </w:pPr>
+            <w:r>
+              <w:t xml:space="preserve">  full universe          44 / 96       79 / 96</w:t>
+            </w:r>
+          </w:p>
+          <w:p>
+            <w:pPr>
+              <w:spacing w:after="70" w:line="300"/>
+            </w:pPr>
+            <w:r>
+              <w:t xml:space="preserve"/>
+            </w:r>
+          </w:p>
+          <w:p>
+            <w:pPr>
+              <w:spacing w:after="0" w:line="300"/>
+            </w:pPr>
+            <w:r>
+              <w:t xml:space="preserve">Coverage roughly doubles. That is a far larger effect than any performance difference between the schemes, and it was invisible until coverage was measured separately from performance.</w:t>
+            </w:r>
+          </w:p>
+        </w:tc>
+      </w:tr>
+    </w:tbl>
+    <w:p>
+      <w:pPr>
+        <w:spacing w:after="130" w:line="300"/>
+      </w:pPr>
+      <w:r>
+        <w:t xml:space="preserve">A second fix was added alongside: intensity_per_symbol(), which ranks each day against that symbol's own training scores rather than the pooled distribution. It raises dev coverage from 3 to 6 of 10 on its own. The trade-off is explicit -- it gives up cross-sectional comparability, so a 0.99 for a placid stock is no longer the same event as a 0.99 for a wild one. Pooled intensity should rank WHICH stocks to act on; per-symbol intensity should decide WHETHER to act on one.</w:t>
+      </w:r>
+    </w:p>
+    <w:p>
+      <w:pPr>
+        <w:spacing w:after="130" w:line="300"/>
+      </w:pPr>
+      <w:r>
+        <w:t xml:space="preserve">The general lesson is worth more than the fix. Every metric in this phase measured how well the model performed when it acted. None of them could see that it was silently unable to act on most of the universe.</w:t>
+      </w:r>
+    </w:p>
+    <w:p>
+      <w:pPr>
+        <w:pStyle w:val="Heading1"/>
+        <w:spacing w:after="160" w:before="360"/>
+      </w:pPr>
+      <w:r>
+        <w:t xml:space="preserve">8. Charts</w:t>
+      </w:r>
+    </w:p>
+    <w:p>
+      <w:pPr>
+        <w:spacing w:after="130" w:line="300"/>
+      </w:pPr>
+      <w:r>
+        <w:t xml:space="preserve">Phase 7 emits, for January 2021 to June 2026:</w:t>
+      </w:r>
+    </w:p>
+    <w:p>
+      <w:pPr>
+        <w:pStyle w:val="ListParagraph"/>
+        <w:numPr>
+          <w:ilvl w:val="0"/>
+          <w:numId w:val="3"/>
+        </w:numPr>
+        <w:spacing w:after="80" w:line="290"/>
+      </w:pPr>
+      <w:r>
+        <w:t xml:space="preserve">portfolio_schemes.png -- portfolio equity and drawdown, all schemes overlaid</w:t>
+      </w:r>
+    </w:p>
+    <w:p>
+      <w:pPr>
+        <w:pStyle w:val="ListParagraph"/>
+        <w:numPr>
+          <w:ilvl w:val="0"/>
+          <w:numId w:val="3"/>
+        </w:numPr>
+        <w:spacing w:after="80" w:line="290"/>
+      </w:pPr>
+      <w:r>
+        <w:t xml:space="preserve">figures/schemes/&lt;SYMBOL&gt;.png -- one chart per stock, 96 in total, with each scheme's buy and sell signals on its own row</w:t>
+      </w:r>
+    </w:p>
+    <w:p>
+      <w:pPr>
+        <w:pStyle w:val="ListParagraph"/>
+        <w:numPr>
+          <w:ilvl w:val="0"/>
+          <w:numId w:val="3"/>
+        </w:numPr>
+        <w:spacing w:after="80" w:line="290"/>
+      </w:pPr>
+      <w:r>
+        <w:t xml:space="preserve">phase7_drawdown_by_symbol_by_scheme.csv -- per-stock drawdown and return under each scheme</w:t>
+      </w:r>
+    </w:p>
+    <w:p>
+      <w:pPr>
+        <w:spacing w:after="130" w:line="300"/>
+      </w:pPr>
+      <w:r>
+        <w:t xml:space="preserve">Each scheme carries a distinct colour AND dash pattern AND marker. Colour alone was insufficient: the schemes agree so closely that whichever was drawn last hid the others, and the chart appeared to show a single line. That they coincide is the finding, so the chart has to be capable of showing them coinciding.</w:t>
+      </w:r>
+    </w:p>
+    <w:tbl>
+      <w:tblPr>
+        <w:tblW w:type="dxa" w:w="9000"/>
+        <w:tblBorders>
+          <w:top w:val="single" w:color="auto" w:sz="4"/>
+          <w:left w:val="single" w:color="auto" w:sz="4"/>
+          <w:bottom w:val="single" w:color="auto" w:sz="4"/>
+          <w:right w:val="single" w:color="auto" w:sz="4"/>
+          <w:insideH w:val="single" w:color="auto" w:sz="4"/>
+          <w:insideV w:val="single" w:color="auto" w:sz="4"/>
+        </w:tblBorders>
+      </w:tblPr>
+      <w:tblGrid>
+        <w:gridCol w:w="2600"/>
+        <w:gridCol w:w="2100"/>
+        <w:gridCol w:w="2100"/>
+        <w:gridCol w:w="2200"/>
+      </w:tblGrid>
+      <w:tr>
+        <w:trPr>
+          <w:tblHeader/>
+        </w:trPr>
+        <w:tc>
+          <w:tcPr>
+            <w:tcW w:type="dxa" w:w="2600"/>
+            <w:shd w:fill="1F4E79" w:val="clear"/>
+            <w:tcMar>
+              <w:top w:type="dxa" w:w="90"/>
+              <w:left w:type="dxa" w:w="130"/>
+              <w:bottom w:type="dxa" w:w="90"/>
+              <w:right w:type="dxa" w:w="130"/>
+            </w:tcMar>
+          </w:tcPr>
+          <w:p>
+            <w:r>
+              <w:rPr>
+                <w:b/>
+                <w:bCs/>
+                <w:color w:val="FFFFFF"/>
+                <w:sz w:val="19"/>
+                <w:szCs w:val="19"/>
+              </w:rPr>
+              <w:t xml:space="preserve">Scheme</w:t>
+            </w:r>
+          </w:p>
+        </w:tc>
+        <w:tc>
+          <w:tcPr>
+            <w:tcW w:type="dxa" w:w="2100"/>
+            <w:shd w:fill="1F4E79" w:val="clear"/>
+            <w:tcMar>
+              <w:top w:type="dxa" w:w="90"/>
+              <w:left w:type="dxa" w:w="130"/>
+              <w:bottom w:type="dxa" w:w="90"/>
+              <w:right w:type="dxa" w:w="130"/>
+            </w:tcMar>
+          </w:tcPr>
+          <w:p>
+            <w:r>
+              <w:rPr>
+                <w:b/>
+                <w:bCs/>
+                <w:color w:val="FFFFFF"/>
+                <w:sz w:val="19"/>
+                <w:szCs w:val="19"/>
+              </w:rPr>
+              <w:t xml:space="preserve">Sells</w:t>
+            </w:r>
+          </w:p>
+        </w:tc>
+        <w:tc>
+          <w:tcPr>
+            <w:tcW w:type="dxa" w:w="2100"/>
+            <w:shd w:fill="1F4E79" w:val="clear"/>
+            <w:tcMar>
+              <w:top w:type="dxa" w:w="90"/>
+              <w:left w:type="dxa" w:w="130"/>
+              <w:bottom w:type="dxa" w:w="90"/>
+              <w:right w:type="dxa" w:w="130"/>
+            </w:tcMar>
+          </w:tcPr>
+          <w:p>
+            <w:r>
+              <w:rPr>
+                <w:b/>
+                <w:bCs/>
+                <w:color w:val="FFFFFF"/>
+                <w:sz w:val="19"/>
+                <w:szCs w:val="19"/>
+              </w:rPr>
+              <w:t xml:space="preserve">Buys</w:t>
+            </w:r>
+          </w:p>
+        </w:tc>
+        <w:tc>
+          <w:tcPr>
+            <w:tcW w:type="dxa" w:w="2200"/>
+            <w:shd w:fill="1F4E79" w:val="clear"/>
+            <w:tcMar>
+              <w:top w:type="dxa" w:w="90"/>
+              <w:left w:type="dxa" w:w="130"/>
+              <w:bottom w:type="dxa" w:w="90"/>
+              <w:right w:type="dxa" w:w="130"/>
+            </w:tcMar>
+          </w:tcPr>
+          <w:p>
+            <w:r>
+              <w:rPr>
+                <w:b/>
+                <w:bCs/>
+                <w:color w:val="FFFFFF"/>
+                <w:sz w:val="19"/>
+                <w:szCs w:val="19"/>
+              </w:rPr>
+              <w:t xml:space="preserve">Stocks traded</w:t>
+            </w:r>
+          </w:p>
+        </w:tc>
+      </w:tr>
+      <w:tr>
+        <w:tc>
+          <w:tcPr>
+            <w:tcW w:type="dxa" w:w="2600"/>
+            <w:shd w:fill="F5F8FB" w:val="clear"/>
+            <w:tcMar>
+              <w:top w:type="dxa" w:w="80"/>
+              <w:left w:type="dxa" w:w="130"/>
+              <w:bottom w:type="dxa" w:w="80"/>
+              <w:right w:type="dxa" w:w="130"/>
+            </w:tcMar>
+          </w:tcPr>
+          <w:p>
+            <w:r>
+              <w:rPr>
+                <w:sz w:val="19"/>
+                <w:szCs w:val="19"/>
+              </w:rPr>
+              <w:t xml:space="preserve">rolling</w:t>
+            </w:r>
+          </w:p>
+        </w:tc>
+        <w:tc>
+          <w:tcPr>
+            <w:tcW w:type="dxa" w:w="2100"/>
+            <w:shd w:fill="F5F8FB" w:val="clear"/>
+            <w:tcMar>
+              <w:top w:type="dxa" w:w="80"/>
+              <w:left w:type="dxa" w:w="130"/>
+              <w:bottom w:type="dxa" w:w="80"/>
+              <w:right w:type="dxa" w:w="130"/>
+            </w:tcMar>
+          </w:tcPr>
+          <w:p>
+            <w:r>
+              <w:rPr>
+                <w:sz w:val="19"/>
+                <w:szCs w:val="19"/>
+              </w:rPr>
+              <w:t xml:space="preserve">181</w:t>
+            </w:r>
+          </w:p>
+        </w:tc>
+        <w:tc>
+          <w:tcPr>
+            <w:tcW w:type="dxa" w:w="2100"/>
+            <w:shd w:fill="F5F8FB" w:val="clear"/>
+            <w:tcMar>
+              <w:top w:type="dxa" w:w="80"/>
+              <w:left w:type="dxa" w:w="130"/>
+              <w:bottom w:type="dxa" w:w="80"/>
+              <w:right w:type="dxa" w:w="130"/>
+            </w:tcMar>
+          </w:tcPr>
+          <w:p>
+            <w:r>
+              <w:rPr>
+                <w:sz w:val="19"/>
+                <w:szCs w:val="19"/>
+              </w:rPr>
+              <w:t xml:space="preserve">180</w:t>
+            </w:r>
+          </w:p>
+        </w:tc>
+        <w:tc>
+          <w:tcPr>
+            <w:tcW w:type="dxa" w:w="2200"/>
+            <w:shd w:fill="F5F8FB" w:val="clear"/>
+            <w:tcMar>
+              <w:top w:type="dxa" w:w="80"/>
+              <w:left w:type="dxa" w:w="130"/>
+              <w:bottom w:type="dxa" w:w="80"/>
+              <w:right w:type="dxa" w:w="130"/>
+            </w:tcMar>
+          </w:tcPr>
+          <w:p>
+            <w:r>
+              <w:rPr>
+                <w:sz w:val="19"/>
+                <w:szCs w:val="19"/>
+              </w:rPr>
+              <w:t xml:space="preserve">79 / 96</w:t>
+            </w:r>
+          </w:p>
+        </w:tc>
+      </w:tr>
+      <w:tr>
+        <w:tc>
+          <w:tcPr>
+            <w:tcW w:type="dxa" w:w="2600"/>
+            <w:shd w:fill="FFFFFF" w:val="clear"/>
+            <w:tcMar>
+              <w:top w:type="dxa" w:w="80"/>
+              <w:left w:type="dxa" w:w="130"/>
+              <w:bottom w:type="dxa" w:w="80"/>
+              <w:right w:type="dxa" w:w="130"/>
+            </w:tcMar>
+          </w:tcPr>
+          <w:p>
+            <w:r>
+              <w:rPr>
+                <w:sz w:val="19"/>
+                <w:szCs w:val="19"/>
+              </w:rPr>
+              <w:t xml:space="preserve">incremental</w:t>
+            </w:r>
+          </w:p>
+        </w:tc>
+        <w:tc>
+          <w:tcPr>
+            <w:tcW w:type="dxa" w:w="2100"/>
+            <w:shd w:fill="FFFFFF" w:val="clear"/>
+            <w:tcMar>
+              <w:top w:type="dxa" w:w="80"/>
+              <w:left w:type="dxa" w:w="130"/>
+              <w:bottom w:type="dxa" w:w="80"/>
+              <w:right w:type="dxa" w:w="130"/>
+            </w:tcMar>
+          </w:tcPr>
+          <w:p>
+            <w:r>
+              <w:rPr>
+                <w:sz w:val="19"/>
+                <w:szCs w:val="19"/>
+              </w:rPr>
+              <w:t xml:space="preserve">146</w:t>
+            </w:r>
+          </w:p>
+        </w:tc>
+        <w:tc>
+          <w:tcPr>
+            <w:tcW w:type="dxa" w:w="2100"/>
+            <w:shd w:fill="FFFFFF" w:val="clear"/>
+            <w:tcMar>
+              <w:top w:type="dxa" w:w="80"/>
+              <w:left w:type="dxa" w:w="130"/>
+              <w:bottom w:type="dxa" w:w="80"/>
+              <w:right w:type="dxa" w:w="130"/>
+            </w:tcMar>
+          </w:tcPr>
+          <w:p>
+            <w:r>
+              <w:rPr>
+                <w:sz w:val="19"/>
+                <w:szCs w:val="19"/>
+              </w:rPr>
+              <w:t xml:space="preserve">145</w:t>
+            </w:r>
+          </w:p>
+        </w:tc>
+        <w:tc>
+          <w:tcPr>
+            <w:tcW w:type="dxa" w:w="2200"/>
+            <w:shd w:fill="FFFFFF" w:val="clear"/>
+            <w:tcMar>
+              <w:top w:type="dxa" w:w="80"/>
+              <w:left w:type="dxa" w:w="130"/>
+              <w:bottom w:type="dxa" w:w="80"/>
+              <w:right w:type="dxa" w:w="130"/>
+            </w:tcMar>
+          </w:tcPr>
+          <w:p>
+            <w:r>
+              <w:rPr>
+                <w:sz w:val="19"/>
+                <w:szCs w:val="19"/>
+              </w:rPr>
+              <w:t xml:space="preserve">65 / 96</w:t>
+            </w:r>
+          </w:p>
+        </w:tc>
+      </w:tr>
+      <w:tr>
+        <w:tc>
+          <w:tcPr>
+            <w:tcW w:type="dxa" w:w="2600"/>
+            <w:shd w:fill="F5F8FB" w:val="clear"/>
+            <w:tcMar>
+              <w:top w:type="dxa" w:w="80"/>
+              <w:left w:type="dxa" w:w="130"/>
+              <w:bottom w:type="dxa" w:w="80"/>
+              <w:right w:type="dxa" w:w="130"/>
+            </w:tcMar>
+          </w:tcPr>
+          <w:p>
+            <w:r>
+              <w:rPr>
+                <w:sz w:val="19"/>
+                <w:szCs w:val="19"/>
+              </w:rPr>
+              <w:t xml:space="preserve">ewma</w:t>
+            </w:r>
+          </w:p>
+        </w:tc>
+        <w:tc>
+          <w:tcPr>
+            <w:tcW w:type="dxa" w:w="2100"/>
+            <w:shd w:fill="F5F8FB" w:val="clear"/>
+            <w:tcMar>
+              <w:top w:type="dxa" w:w="80"/>
+              <w:left w:type="dxa" w:w="130"/>
+              <w:bottom w:type="dxa" w:w="80"/>
+              <w:right w:type="dxa" w:w="130"/>
+            </w:tcMar>
+          </w:tcPr>
+          <w:p>
+            <w:r>
+              <w:rPr>
+                <w:sz w:val="19"/>
+                <w:szCs w:val="19"/>
+              </w:rPr>
+              <w:t xml:space="preserve">169</w:t>
+            </w:r>
+          </w:p>
+        </w:tc>
+        <w:tc>
+          <w:tcPr>
+            <w:tcW w:type="dxa" w:w="2100"/>
+            <w:shd w:fill="F5F8FB" w:val="clear"/>
+            <w:tcMar>
+              <w:top w:type="dxa" w:w="80"/>
+              <w:left w:type="dxa" w:w="130"/>
+              <w:bottom w:type="dxa" w:w="80"/>
+              <w:right w:type="dxa" w:w="130"/>
+            </w:tcMar>
+          </w:tcPr>
+          <w:p>
+            <w:r>
+              <w:rPr>
+                <w:sz w:val="19"/>
+                <w:szCs w:val="19"/>
+              </w:rPr>
+              <w:t xml:space="preserve">168</w:t>
+            </w:r>
+          </w:p>
+        </w:tc>
+        <w:tc>
+          <w:tcPr>
+            <w:tcW w:type="dxa" w:w="2200"/>
+            <w:shd w:fill="F5F8FB" w:val="clear"/>
+            <w:tcMar>
+              <w:top w:type="dxa" w:w="80"/>
+              <w:left w:type="dxa" w:w="130"/>
+              <w:bottom w:type="dxa" w:w="80"/>
+              <w:right w:type="dxa" w:w="130"/>
+            </w:tcMar>
+          </w:tcPr>
+          <w:p>
+            <w:r>
+              <w:rPr>
+                <w:sz w:val="19"/>
+                <w:szCs w:val="19"/>
+              </w:rPr>
+              <w:t xml:space="preserve">73 / 96</w:t>
+            </w:r>
+          </w:p>
+        </w:tc>
+      </w:tr>
+    </w:tbl>
+    <w:p>
+      <w:pPr>
+        <w:pStyle w:val="Heading1"/>
+        <w:spacing w:after="160" w:before="360"/>
+      </w:pPr>
+      <w:r>
+        <w:t xml:space="preserve">9. Handoff to Phase 8</w:t>
+      </w:r>
+    </w:p>
+    <w:p>
+      <w:pPr>
+        <w:spacing w:after="130" w:line="300"/>
+      </w:pPr>
+      <w:r>
+        <w:t xml:space="preserve">Phase 8 produces the drawdown analysis and per-stock visualisations. It inherits a settled answer on retraining -- rolling, chosen for simplicity rather than because it measurably won -- and a clear statement that the choice does not matter much.</w:t>
+      </w:r>
+    </w:p>
+    <w:p>
+      <w:pPr>
+        <w:spacing w:after="130" w:line="300"/>
+      </w:pPr>
+      <w:r>
+        <w:t xml:space="preserve">That is worth carrying into the paper explicitly. A reader who assumes the retraining scheme is where the value lies should be told, with the measurement, that it is not -- and that the retraining benefit which DOES exist is coverage, not accuracy.</w:t>
       </w:r>
     </w:p>
     <w:sectPr>
@@ -5051,6 +5776,12 @@
   </w:num>
   <w:num w:numId="2">
     <w:abstractNumId w:val="3"/>
+    <w:lvlOverride w:ilvl="0">
+      <w:startOverride w:val="1"/>
+    </w:lvlOverride>
+  </w:num>
+  <w:num w:numId="3">
+    <w:abstractNumId w:val="2"/>
     <w:lvlOverride w:ilvl="0">
       <w:startOverride w:val="1"/>
     </w:lvlOverride>
